--- a/inst/app/templates/custom-reference.docx
+++ b/inst/app/templates/custom-reference.docx
@@ -872,6 +872,7 @@
     <w:name w:val="Body Text"/>
     <w:basedOn w:val="Normal"/>
     <w:pPr>
+      <w:spacing w:before="120"/>
       <w:ind w:firstLine="709"/>
     </w:pPr>
   </w:style>

--- a/inst/app/templates/custom-reference.docx
+++ b/inst/app/templates/custom-reference.docx
@@ -880,6 +880,10 @@
     <w:name w:val="First Paragraph"/>
     <w:basedOn w:val="Normal"/>
     <w:next w:val="Corpodetexto"/>
+    <w:pPr>
+      <w:spacing w:before="120"/>
+      <w:ind w:firstLine="709"/>
+    </w:pPr>
   </w:style>
   <w:style w:type="paragraph" w:customStyle="1" w:styleId="Compact">
     <w:name w:val="Compact"/>

--- a/inst/app/templates/custom-reference.docx
+++ b/inst/app/templates/custom-reference.docx
@@ -788,10 +788,7 @@
     <w:uiPriority w:val="99"/>
     <w:unhideWhenUsed/>
     <w:rPr>
-      <w:rFonts w:ascii="Times New Roman" w:eastAsia="Times New Roman" w:hAnsi="Times New Roman" w:cs="Times New Roman"/>
       <w:color w:val="000000"/>
-      <w:sz w:val="22"/>
-      <w:szCs w:val="22"/>
     </w:rPr>
   </w:style>
   <w:style w:type="character" w:styleId="Refdenotaderodap">
